--- a/CalendarioAgo26/Actividades/Actividad1_ACL/Actividad1_3/Act1_matricula.docx
+++ b/CalendarioAgo26/Actividades/Actividad1_ACL/Actividad1_3/Act1_matricula.docx
@@ -558,14 +558,14 @@
           <w:rFonts w:ascii="Arial" w:hAnsi="Arial" w:cs="Arial"/>
           <w:color w:val="0D0D0D" w:themeColor="text1" w:themeTint="F2"/>
         </w:rPr>
-        <w:t xml:space="preserve">que </w:t>
+        <w:t>que</w:t>
       </w:r>
       <w:r>
         <w:rPr>
           <w:rFonts w:ascii="Arial" w:hAnsi="Arial" w:cs="Arial"/>
           <w:color w:val="0D0D0D" w:themeColor="text1" w:themeTint="F2"/>
         </w:rPr>
-        <w:t>todos los equipos terminales</w:t>
+        <w:t xml:space="preserve"> los dispositivos terminales</w:t>
       </w:r>
       <w:r>
         <w:rPr>
@@ -4159,7 +4159,7 @@
       <w:lang w:val="en-US" w:eastAsia="en-US"/>
     </w:rPr>
   </w:style>
-  <w:style w:type="character" w:styleId="Textoennegrita">
+  <w:style w:type="character" w:styleId="Fuerte">
     <w:name w:val="Strong"/>
     <w:basedOn w:val="Fuentedeprrafopredeter"/>
     <w:uiPriority w:val="22"/>

--- a/CalendarioAgo26/Actividades/Actividad1_ACL/Actividad1_3/Act1_matricula.docx
+++ b/CalendarioAgo26/Actividades/Actividad1_ACL/Actividad1_3/Act1_matricula.docx
@@ -313,7 +313,21 @@
         <w:rPr>
           <w:rFonts w:ascii="Arial" w:hAnsi="Arial" w:cs="Arial"/>
         </w:rPr>
-        <w:t xml:space="preserve"> para instalar las ACLs y comprobar su funcionamiento correcto.</w:t>
+        <w:t xml:space="preserve"> para instalar las </w:t>
+      </w:r>
+      <w:proofErr w:type="spellStart"/>
+      <w:r>
+        <w:rPr>
+          <w:rFonts w:ascii="Arial" w:hAnsi="Arial" w:cs="Arial"/>
+        </w:rPr>
+        <w:t>ACLs</w:t>
+      </w:r>
+      <w:proofErr w:type="spellEnd"/>
+      <w:r>
+        <w:rPr>
+          <w:rFonts w:ascii="Arial" w:hAnsi="Arial" w:cs="Arial"/>
+        </w:rPr>
+        <w:t xml:space="preserve"> y comprobar su funcionamiento correcto.</w:t>
       </w:r>
     </w:p>
     <w:p>
@@ -531,11 +545,18 @@
       <w:r>
         <w:rPr>
           <w:rFonts w:ascii="Arial" w:hAnsi="Arial" w:cs="Arial"/>
+          <w:color w:val="0D0D0D" w:themeColor="text1" w:themeTint="F2"/>
+        </w:rPr>
+        <w:t>acceso</w:t>
+      </w:r>
+      <w:r>
+        <w:rPr>
+          <w:rFonts w:ascii="Arial" w:hAnsi="Arial" w:cs="Arial"/>
           <w:b/>
           <w:bCs/>
           <w:color w:val="0D0D0D" w:themeColor="text1" w:themeTint="F2"/>
         </w:rPr>
-        <w:t>acceso estándar</w:t>
+        <w:t xml:space="preserve"> estándar</w:t>
       </w:r>
       <w:r>
         <w:rPr>
@@ -590,6 +611,7 @@
         </w:rPr>
         <w:t xml:space="preserve">tengan acceso a la subred de </w:t>
       </w:r>
+      <w:proofErr w:type="gramStart"/>
       <w:r>
         <w:rPr>
           <w:rFonts w:ascii="Arial" w:hAnsi="Arial" w:cs="Arial"/>
@@ -597,7 +619,24 @@
           <w:bCs/>
           <w:color w:val="0D0D0D" w:themeColor="text1" w:themeTint="F2"/>
         </w:rPr>
-        <w:t>Directivos</w:t>
+        <w:t>Direct</w:t>
+      </w:r>
+      <w:r>
+        <w:rPr>
+          <w:rFonts w:ascii="Arial" w:hAnsi="Arial" w:cs="Arial"/>
+          <w:b/>
+          <w:bCs/>
+          <w:color w:val="0D0D0D" w:themeColor="text1" w:themeTint="F2"/>
+        </w:rPr>
+        <w:t>ores</w:t>
+      </w:r>
+      <w:proofErr w:type="gramEnd"/>
+      <w:r>
+        <w:rPr>
+          <w:rFonts w:ascii="Arial" w:hAnsi="Arial" w:cs="Arial"/>
+          <w:color w:val="0D0D0D" w:themeColor="text1" w:themeTint="F2"/>
+        </w:rPr>
+        <w:t>.</w:t>
       </w:r>
     </w:p>
     <w:bookmarkEnd w:id="0"/>
@@ -689,6 +728,7 @@
           <w:szCs w:val="20"/>
         </w:rPr>
       </w:pPr>
+      <w:proofErr w:type="spellStart"/>
       <w:r>
         <w:rPr>
           <w:rFonts w:ascii="Arial" w:hAnsi="Arial" w:cs="Arial"/>
@@ -696,7 +736,37 @@
           <w:sz w:val="20"/>
           <w:szCs w:val="20"/>
         </w:rPr>
-        <w:t>router(config)#</w:t>
+        <w:t>router</w:t>
+      </w:r>
+      <w:proofErr w:type="spellEnd"/>
+      <w:r>
+        <w:rPr>
+          <w:rFonts w:ascii="Arial" w:hAnsi="Arial" w:cs="Arial"/>
+          <w:color w:val="2D3B45"/>
+          <w:sz w:val="20"/>
+          <w:szCs w:val="20"/>
+        </w:rPr>
+        <w:t>(</w:t>
+      </w:r>
+      <w:proofErr w:type="spellStart"/>
+      <w:r>
+        <w:rPr>
+          <w:rFonts w:ascii="Arial" w:hAnsi="Arial" w:cs="Arial"/>
+          <w:color w:val="2D3B45"/>
+          <w:sz w:val="20"/>
+          <w:szCs w:val="20"/>
+        </w:rPr>
+        <w:t>config</w:t>
+      </w:r>
+      <w:proofErr w:type="spellEnd"/>
+      <w:r>
+        <w:rPr>
+          <w:rFonts w:ascii="Arial" w:hAnsi="Arial" w:cs="Arial"/>
+          <w:color w:val="2D3B45"/>
+          <w:sz w:val="20"/>
+          <w:szCs w:val="20"/>
+        </w:rPr>
+        <w:t>)#</w:t>
       </w:r>
     </w:p>
     <w:p>
@@ -733,7 +803,27 @@
           <w:sz w:val="20"/>
           <w:szCs w:val="20"/>
         </w:rPr>
-        <w:t xml:space="preserve">¿En qué router instalarás esta lista de control de acceso? </w:t>
+        <w:t xml:space="preserve">¿En qué </w:t>
+      </w:r>
+      <w:proofErr w:type="spellStart"/>
+      <w:r>
+        <w:rPr>
+          <w:rFonts w:ascii="Arial" w:hAnsi="Arial" w:cs="Arial"/>
+          <w:color w:val="2D3B45"/>
+          <w:sz w:val="20"/>
+          <w:szCs w:val="20"/>
+        </w:rPr>
+        <w:t>router</w:t>
+      </w:r>
+      <w:proofErr w:type="spellEnd"/>
+      <w:r>
+        <w:rPr>
+          <w:rFonts w:ascii="Arial" w:hAnsi="Arial" w:cs="Arial"/>
+          <w:color w:val="2D3B45"/>
+          <w:sz w:val="20"/>
+          <w:szCs w:val="20"/>
+        </w:rPr>
+        <w:t xml:space="preserve"> instalarás esta lista de control de acceso? </w:t>
       </w:r>
     </w:p>
     <w:p>
@@ -783,8 +873,20 @@
           <w:szCs w:val="20"/>
           <w:lang w:val="en-US"/>
         </w:rPr>
-        <w:t>router(config-if)#</w:t>
+        <w:t>router(config-</w:t>
       </w:r>
+      <w:proofErr w:type="gramStart"/>
+      <w:r>
+        <w:rPr>
+          <w:rFonts w:ascii="Arial" w:hAnsi="Arial" w:cs="Arial"/>
+          <w:color w:val="2D3B45"/>
+          <w:sz w:val="20"/>
+          <w:szCs w:val="20"/>
+          <w:lang w:val="en-US"/>
+        </w:rPr>
+        <w:t>if)#</w:t>
+      </w:r>
+      <w:proofErr w:type="gramEnd"/>
     </w:p>
     <w:p>
       <w:pPr>
@@ -902,23 +1004,15 @@
                 <w:b/>
                 <w:color w:val="000000"/>
               </w:rPr>
-              <w:t>IP (</w:t>
+              <w:t xml:space="preserve">IP </w:t>
             </w:r>
             <w:r>
               <w:rPr>
                 <w:rFonts w:ascii="Arial" w:hAnsi="Arial" w:cs="Arial"/>
-                <w:b/>
+                <w:bCs/>
                 <w:color w:val="000000"/>
               </w:rPr>
-              <w:t>Hacia</w:t>
-            </w:r>
-            <w:r>
-              <w:rPr>
-                <w:rFonts w:ascii="Arial" w:hAnsi="Arial" w:cs="Arial"/>
-                <w:b/>
-                <w:color w:val="000000"/>
-              </w:rPr>
-              <w:t>)</w:t>
+              <w:t>(Hacia)</w:t>
             </w:r>
           </w:p>
         </w:tc>
